--- a/arb/docx/39.content.docx
+++ b/arb/docx/39.content.docx
@@ -9,6 +9,8 @@
       </w:pPr>
       <w:r>
         <w:rPr>
+          <w:rtl/>
+          <w:cs/>
           <w:lang w:val="ar_AE" w:bidi="ar_AE"/>
         </w:rPr>
       </w:r>
@@ -20,12 +22,16 @@
       </w:pPr>
       <w:r>
         <w:rPr>
+          <w:rtl/>
+          <w:cs/>
           <w:lang w:val="ar_AE" w:bidi="ar_AE"/>
         </w:rPr>
         <w:t>Resource: Biblica Study Notes</w:t>
       </w:r>
       <w:r>
         <w:rPr>
+          <w:rtl/>
+          <w:cs/>
           <w:lang w:val="ar_AE" w:bidi="ar_AE"/>
         </w:rPr>
       </w:r>
@@ -36,53 +42,71 @@
       </w:pPr>
       <w:r>
         <w:rPr>
+          <w:rtl/>
+          <w:cs/>
           <w:lang w:val="ar_AE" w:bidi="ar_AE"/>
         </w:rPr>
       </w:r>
       <w:r>
         <w:rPr>
           <w:b/>
+          <w:rtl/>
+          <w:cs/>
           <w:lang w:val="ar_AE" w:bidi="ar_AE"/>
         </w:rPr>
         <w:t>Biblica Study Notes (Book Intros)</w:t>
       </w:r>
       <w:r>
         <w:rPr>
+          <w:rtl/>
+          <w:cs/>
           <w:lang w:val="ar_AE" w:bidi="ar_AE"/>
         </w:rPr>
         <w:t xml:space="preserve"> © 2023 Biblica Inc. Released under CC BY-SA 4.0 license. </w:t>
       </w:r>
       <w:r>
         <w:rPr>
+          <w:rtl/>
+          <w:cs/>
           <w:lang w:val="ar_AE" w:bidi="ar_AE"/>
         </w:rPr>
         <w:t>Biblica Study Notes</w:t>
       </w:r>
       <w:r>
         <w:rPr>
+          <w:rtl/>
+          <w:cs/>
           <w:lang w:val="ar_AE" w:bidi="ar_AE"/>
         </w:rPr>
         <w:t xml:space="preserve"> has been adapted in the following languages: Tok Pisin, Arabic (عربي), French (Français), Hindi (हिंदी), Indonesian (Bahasa Indonesia), Portuguese (Português), Russian (Русский), Spanish (Español), Swahili (Kiswahili), and Simplified Chinese (简体中文)from </w:t>
       </w:r>
       <w:r>
         <w:rPr>
+          <w:rtl/>
+          <w:cs/>
           <w:lang w:val="ar_AE" w:bidi="ar_AE"/>
         </w:rPr>
         <w:t>Biblica Study Notes</w:t>
       </w:r>
       <w:r>
         <w:rPr>
+          <w:rtl/>
+          <w:cs/>
           <w:lang w:val="ar_AE" w:bidi="ar_AE"/>
         </w:rPr>
         <w:t xml:space="preserve"> © 2023 Biblica Inc. Released under CC BY-SA 4.0 license by Mission Mutual</w:t>
       </w:r>
       <w:r>
         <w:rPr>
-          <w:lang w:val="ar_AE" w:bidi="ar_AE"/>
-        </w:rPr>
-      </w:r>
-      <w:r>
-        <w:rPr>
+          <w:rtl/>
+          <w:cs/>
+          <w:lang w:val="ar_AE" w:bidi="ar_AE"/>
+        </w:rPr>
+      </w:r>
+      <w:r>
+        <w:rPr>
+          <w:rtl/>
+          <w:cs/>
           <w:lang w:val="ar_AE" w:bidi="ar_AE"/>
         </w:rPr>
       </w:r>
@@ -94,6 +118,8 @@
       </w:pPr>
       <w:r>
         <w:rPr>
+          <w:rtl/>
+          <w:cs/>
           <w:lang w:val="ar_AE" w:bidi="ar_AE"/>
         </w:rPr>
         <w:t>Biblica Study Notes</w:t>
@@ -123,6 +149,8 @@
       </w:pPr>
       <w:r>
         <w:rPr>
+          <w:rtl/>
+          <w:cs/>
           <w:lang w:val="ar_AE" w:bidi="ar_AE"/>
         </w:rPr>
       </w:r>
@@ -134,12 +162,16 @@
       </w:pPr>
       <w:r>
         <w:rPr>
+          <w:rtl/>
+          <w:cs/>
           <w:lang w:val="ar_AE" w:bidi="ar_AE"/>
         </w:rPr>
         <w:t>MAL</w:t>
       </w:r>
       <w:r>
         <w:rPr>
+          <w:rtl/>
+          <w:cs/>
           <w:lang w:val="ar_AE" w:bidi="ar_AE"/>
         </w:rPr>
       </w:r>
@@ -150,22 +182,30 @@
       </w:pPr>
       <w:r>
         <w:rPr>
-          <w:lang w:val="ar_AE" w:bidi="ar_AE"/>
-        </w:rPr>
-      </w:r>
-      <w:r>
-        <w:rPr>
+          <w:rtl/>
+          <w:cs/>
+          <w:lang w:val="ar_AE" w:bidi="ar_AE"/>
+        </w:rPr>
+      </w:r>
+      <w:r>
+        <w:rPr>
+          <w:rtl/>
+          <w:cs/>
           <w:lang w:val="ar_AE" w:bidi="ar_AE"/>
         </w:rPr>
         <w:t xml:space="preserve"> </w:t>
       </w:r>
       <w:r>
         <w:rPr>
-          <w:lang w:val="ar_AE" w:bidi="ar_AE"/>
-        </w:rPr>
-      </w:r>
-      <w:r>
-        <w:rPr>
+          <w:rtl/>
+          <w:cs/>
+          <w:lang w:val="ar_AE" w:bidi="ar_AE"/>
+        </w:rPr>
+      </w:r>
+      <w:r>
+        <w:rPr>
+          <w:rtl/>
+          <w:cs/>
           <w:lang w:val="ar_AE" w:bidi="ar_AE"/>
         </w:rPr>
       </w:r>
@@ -191,6 +231,8 @@
       </w:pPr>
       <w:r>
         <w:rPr>
+          <w:rtl/>
+          <w:cs/>
           <w:lang w:val="ar_AE" w:bidi="ar_AE"/>
         </w:rPr>
       </w:r>
@@ -202,12 +244,16 @@
       </w:pPr>
       <w:r>
         <w:rPr>
+          <w:rtl/>
+          <w:cs/>
           <w:lang w:val="ar_AE" w:bidi="ar_AE"/>
         </w:rPr>
         <w:t>ملاخي</w:t>
       </w:r>
       <w:r>
         <w:rPr>
+          <w:rtl/>
+          <w:cs/>
           <w:lang w:val="ar_AE" w:bidi="ar_AE"/>
         </w:rPr>
       </w:r>
@@ -218,12 +264,16 @@
       </w:pPr>
       <w:r>
         <w:rPr>
+          <w:rtl/>
+          <w:cs/>
           <w:lang w:val="ar_AE" w:bidi="ar_AE"/>
         </w:rPr>
       </w:r>
       <w:r>
         <w:rPr>
           <w:b/>
+          <w:rtl/>
+          <w:cs/>
           <w:lang w:val="ar_AE" w:bidi="ar_AE"/>
         </w:rPr>
         <w:t>ما هو سفر ملاخي؟</w:t>
@@ -238,11 +288,15 @@
       </w:pPr>
       <w:r>
         <w:rPr>
-          <w:lang w:val="ar_AE" w:bidi="ar_AE"/>
-        </w:rPr>
-      </w:r>
-      <w:r>
-        <w:rPr>
+          <w:rtl/>
+          <w:cs/>
+          <w:lang w:val="ar_AE" w:bidi="ar_AE"/>
+        </w:rPr>
+      </w:r>
+      <w:r>
+        <w:rPr>
+          <w:rtl/>
+          <w:cs/>
           <w:lang w:val="ar_AE" w:bidi="ar_AE"/>
         </w:rPr>
         <w:t>ملاخي هو سفر من أسفار الأنبياء في إسرائيل. وهو عبارة عن مجموعة من الرسائل من الله التي تحدث بها ملاخي.</w:t>
@@ -257,11 +311,15 @@
       </w:pPr>
       <w:r>
         <w:rPr>
-          <w:lang w:val="ar_AE" w:bidi="ar_AE"/>
-        </w:rPr>
-      </w:r>
-      <w:r>
-        <w:rPr>
+          <w:rtl/>
+          <w:cs/>
+          <w:lang w:val="ar_AE" w:bidi="ar_AE"/>
+        </w:rPr>
+      </w:r>
+      <w:r>
+        <w:rPr>
+          <w:rtl/>
+          <w:cs/>
           <w:lang w:val="ar_AE" w:bidi="ar_AE"/>
         </w:rPr>
         <w:t>كانت هذه الرسائل تتعلق بالحياة في يهوذا بعد عودة العديد من اليهود من العيش في بابل. كما كانت تتعلق بوقت في المستقبل. في ذلك الوقت، سيجلب الله القضاء ضد كل من يفعل الشر.</w:t>
@@ -276,11 +334,15 @@
       </w:pPr>
       <w:r>
         <w:rPr>
-          <w:lang w:val="ar_AE" w:bidi="ar_AE"/>
-        </w:rPr>
-      </w:r>
-      <w:r>
-        <w:rPr>
+          <w:rtl/>
+          <w:cs/>
+          <w:lang w:val="ar_AE" w:bidi="ar_AE"/>
+        </w:rPr>
+      </w:r>
+      <w:r>
+        <w:rPr>
+          <w:rtl/>
+          <w:cs/>
           <w:lang w:val="ar_AE" w:bidi="ar_AE"/>
         </w:rPr>
         <w:t>لا يُعرف من أي بلدة كان ملاخي أو من كانت عائلته. كما لا يُعرف بالضبط متى تحدث بهذه الرسائل. يُعتقد أنه تحدث بها بعد أن أنهى اليهود إعادة بناء الهيكل. حدث ذلك في سنة 515 قبل الميلاد. ويُعتقد أنه تحدث بها في زمن عزرا ونحميا. كان ذلك من حوالي سنة 458 قبل الميلاد إلى حوالي سنة 420 قبل الميلاد.</w:t>
@@ -295,11 +357,15 @@
       </w:pPr>
       <w:r>
         <w:rPr>
-          <w:lang w:val="ar_AE" w:bidi="ar_AE"/>
-        </w:rPr>
-      </w:r>
-      <w:r>
-        <w:rPr>
+          <w:rtl/>
+          <w:cs/>
+          <w:lang w:val="ar_AE" w:bidi="ar_AE"/>
+        </w:rPr>
+      </w:r>
+      <w:r>
+        <w:rPr>
+          <w:rtl/>
+          <w:cs/>
           <w:lang w:val="ar_AE" w:bidi="ar_AE"/>
         </w:rPr>
         <w:t>يُعتقد أن ملاخي كتب هذه الرسائل.</w:t>
@@ -314,11 +380,15 @@
       </w:pPr>
       <w:r>
         <w:rPr>
-          <w:lang w:val="ar_AE" w:bidi="ar_AE"/>
-        </w:rPr>
-      </w:r>
-      <w:r>
-        <w:rPr>
+          <w:rtl/>
+          <w:cs/>
+          <w:lang w:val="ar_AE" w:bidi="ar_AE"/>
+        </w:rPr>
+      </w:r>
+      <w:r>
+        <w:rPr>
+          <w:rtl/>
+          <w:cs/>
           <w:lang w:val="ar_AE" w:bidi="ar_AE"/>
         </w:rPr>
         <w:t>فهم كُتّاب العهد الجديد أن بعض نبوات ملاخي تحققت في حياة وعمل يسوع.</w:t>
@@ -330,12 +400,16 @@
       </w:pPr>
       <w:r>
         <w:rPr>
+          <w:rtl/>
+          <w:cs/>
           <w:lang w:val="ar_AE" w:bidi="ar_AE"/>
         </w:rPr>
       </w:r>
       <w:r>
         <w:rPr>
           <w:b/>
+          <w:rtl/>
+          <w:cs/>
           <w:lang w:val="ar_AE" w:bidi="ar_AE"/>
         </w:rPr>
         <w:t>لمن كُتب هذا السفر؟</w:t>
@@ -350,11 +424,15 @@
       </w:pPr>
       <w:r>
         <w:rPr>
-          <w:lang w:val="ar_AE" w:bidi="ar_AE"/>
-        </w:rPr>
-      </w:r>
-      <w:r>
-        <w:rPr>
+          <w:rtl/>
+          <w:cs/>
+          <w:lang w:val="ar_AE" w:bidi="ar_AE"/>
+        </w:rPr>
+      </w:r>
+      <w:r>
+        <w:rPr>
+          <w:rtl/>
+          <w:cs/>
           <w:lang w:val="ar_AE" w:bidi="ar_AE"/>
         </w:rPr>
         <w:t>لليهود الذين يعيشون في يهوذا. حيث عاشوا هناك بعد أن سمحت مملكة فارس للعديد من اليهود بالعودة من بابل.</w:t>
@@ -366,18 +444,24 @@
       </w:pPr>
       <w:r>
         <w:rPr>
+          <w:rtl/>
+          <w:cs/>
           <w:lang w:val="ar_AE" w:bidi="ar_AE"/>
         </w:rPr>
       </w:r>
       <w:r>
         <w:rPr>
           <w:b/>
+          <w:rtl/>
+          <w:cs/>
           <w:lang w:val="ar_AE" w:bidi="ar_AE"/>
         </w:rPr>
         <w:t>لماذا كُتب</w:t>
       </w:r>
       <w:r>
         <w:rPr>
+          <w:rtl/>
+          <w:cs/>
           <w:lang w:val="ar_AE" w:bidi="ar_AE"/>
         </w:rPr>
         <w:t xml:space="preserve"> </w:t>
@@ -385,6 +469,8 @@
       <w:r>
         <w:rPr>
           <w:b/>
+          <w:rtl/>
+          <w:cs/>
           <w:lang w:val="ar_AE" w:bidi="ar_AE"/>
         </w:rPr>
         <w:t>سفر ملاخي؟</w:t>
@@ -399,11 +485,15 @@
       </w:pPr>
       <w:r>
         <w:rPr>
-          <w:lang w:val="ar_AE" w:bidi="ar_AE"/>
-        </w:rPr>
-      </w:r>
-      <w:r>
-        <w:rPr>
+          <w:rtl/>
+          <w:cs/>
+          <w:lang w:val="ar_AE" w:bidi="ar_AE"/>
+        </w:rPr>
+      </w:r>
+      <w:r>
+        <w:rPr>
+          <w:rtl/>
+          <w:cs/>
           <w:lang w:val="ar_AE" w:bidi="ar_AE"/>
         </w:rPr>
         <w:t>لإظهار كيف أن اليهود في يهوذا لم يكونوا أمناء لعهد جبل سيناء.</w:t>
@@ -418,11 +508,15 @@
       </w:pPr>
       <w:r>
         <w:rPr>
-          <w:lang w:val="ar_AE" w:bidi="ar_AE"/>
-        </w:rPr>
-      </w:r>
-      <w:r>
-        <w:rPr>
+          <w:rtl/>
+          <w:cs/>
+          <w:lang w:val="ar_AE" w:bidi="ar_AE"/>
+        </w:rPr>
+      </w:r>
+      <w:r>
+        <w:rPr>
+          <w:rtl/>
+          <w:cs/>
           <w:lang w:val="ar_AE" w:bidi="ar_AE"/>
         </w:rPr>
         <w:t>لحثهم على الإخلاص لله واحترامه وإكرامه.</w:t>
@@ -437,11 +531,15 @@
       </w:pPr>
       <w:r>
         <w:rPr>
-          <w:lang w:val="ar_AE" w:bidi="ar_AE"/>
-        </w:rPr>
-      </w:r>
-      <w:r>
-        <w:rPr>
+          <w:rtl/>
+          <w:cs/>
+          <w:lang w:val="ar_AE" w:bidi="ar_AE"/>
+        </w:rPr>
+      </w:r>
+      <w:r>
+        <w:rPr>
+          <w:rtl/>
+          <w:cs/>
           <w:lang w:val="ar_AE" w:bidi="ar_AE"/>
         </w:rPr>
         <w:t>لتشجيعهم بشأن محبة الله لهم ووفائه لهم.</w:t>
@@ -453,12 +551,16 @@
       </w:pPr>
       <w:r>
         <w:rPr>
+          <w:rtl/>
+          <w:cs/>
           <w:lang w:val="ar_AE" w:bidi="ar_AE"/>
         </w:rPr>
       </w:r>
       <w:r>
         <w:rPr>
           <w:b/>
+          <w:rtl/>
+          <w:cs/>
           <w:lang w:val="ar_AE" w:bidi="ar_AE"/>
         </w:rPr>
         <w:t>الأفكار الرئيسية</w:t>
@@ -473,11 +575,15 @@
       </w:pPr>
       <w:r>
         <w:rPr>
-          <w:lang w:val="ar_AE" w:bidi="ar_AE"/>
-        </w:rPr>
-      </w:r>
-      <w:r>
-        <w:rPr>
+          <w:rtl/>
+          <w:cs/>
+          <w:lang w:val="ar_AE" w:bidi="ar_AE"/>
+        </w:rPr>
+      </w:r>
+      <w:r>
+        <w:rPr>
+          <w:rtl/>
+          <w:cs/>
           <w:lang w:val="ar_AE" w:bidi="ar_AE"/>
         </w:rPr>
         <w:t>لقد ظل الله أمينًا لعهوده مع شعبه. وكان على شعبه أيضًا أن يكونوا أمناء للعهود معه.</w:t>
@@ -492,11 +598,15 @@
       </w:pPr>
       <w:r>
         <w:rPr>
-          <w:lang w:val="ar_AE" w:bidi="ar_AE"/>
-        </w:rPr>
-      </w:r>
-      <w:r>
-        <w:rPr>
+          <w:rtl/>
+          <w:cs/>
+          <w:lang w:val="ar_AE" w:bidi="ar_AE"/>
+        </w:rPr>
+      </w:r>
+      <w:r>
+        <w:rPr>
+          <w:rtl/>
+          <w:cs/>
           <w:lang w:val="ar_AE" w:bidi="ar_AE"/>
         </w:rPr>
         <w:t>يتوق الله إلى أن يبارك الناس. ويمكن للناس أن يتلقوا بركات الله إذا احترموه وكرَّموه.</w:t>
@@ -511,11 +621,15 @@
       </w:pPr>
       <w:r>
         <w:rPr>
-          <w:lang w:val="ar_AE" w:bidi="ar_AE"/>
-        </w:rPr>
-      </w:r>
-      <w:r>
-        <w:rPr>
+          <w:rtl/>
+          <w:cs/>
+          <w:lang w:val="ar_AE" w:bidi="ar_AE"/>
+        </w:rPr>
+      </w:r>
+      <w:r>
+        <w:rPr>
+          <w:rtl/>
+          <w:cs/>
           <w:lang w:val="ar_AE" w:bidi="ar_AE"/>
         </w:rPr>
         <w:t>يوم الرب هو وقت الدينونة للبعض. كما إنه وقت البركة للآخرين.</w:t>
@@ -527,12 +641,16 @@
       </w:pPr>
       <w:r>
         <w:rPr>
+          <w:rtl/>
+          <w:cs/>
           <w:lang w:val="ar_AE" w:bidi="ar_AE"/>
         </w:rPr>
       </w:r>
       <w:r>
         <w:rPr>
           <w:b/>
+          <w:rtl/>
+          <w:cs/>
           <w:lang w:val="ar_AE" w:bidi="ar_AE"/>
         </w:rPr>
         <w:t>مخطط السفر</w:t>
@@ -544,12 +662,16 @@
       </w:pPr>
       <w:r>
         <w:rPr>
+          <w:rtl/>
+          <w:cs/>
           <w:lang w:val="ar_AE" w:bidi="ar_AE"/>
         </w:rPr>
       </w:r>
       <w:r>
         <w:rPr>
           <w:b/>
+          <w:rtl/>
+          <w:cs/>
           <w:lang w:val="ar_AE" w:bidi="ar_AE"/>
         </w:rPr>
         <w:t>الله وشعب يهوذا يتحدثون (1:1 – 3:15).</w:t>
@@ -561,12 +683,16 @@
       </w:pPr>
       <w:r>
         <w:rPr>
+          <w:rtl/>
+          <w:cs/>
           <w:lang w:val="ar_AE" w:bidi="ar_AE"/>
         </w:rPr>
       </w:r>
       <w:r>
         <w:rPr>
           <w:b/>
+          <w:rtl/>
+          <w:cs/>
           <w:lang w:val="ar_AE" w:bidi="ar_AE"/>
         </w:rPr>
         <w:t>يوم الرب (3:16 - 4:3).</w:t>
@@ -578,23 +704,31 @@
       </w:pPr>
       <w:r>
         <w:rPr>
+          <w:rtl/>
+          <w:cs/>
           <w:lang w:val="ar_AE" w:bidi="ar_AE"/>
         </w:rPr>
       </w:r>
       <w:r>
         <w:rPr>
           <w:b/>
+          <w:rtl/>
+          <w:cs/>
           <w:lang w:val="ar_AE" w:bidi="ar_AE"/>
         </w:rPr>
         <w:t>تَذَكُّر شريعة موسى والأنبياء (4:4–6).</w:t>
       </w:r>
       <w:r>
         <w:rPr>
-          <w:lang w:val="ar_AE" w:bidi="ar_AE"/>
-        </w:rPr>
-      </w:r>
-      <w:r>
-        <w:rPr>
+          <w:rtl/>
+          <w:cs/>
+          <w:lang w:val="ar_AE" w:bidi="ar_AE"/>
+        </w:rPr>
+      </w:r>
+      <w:r>
+        <w:rPr>
+          <w:rtl/>
+          <w:cs/>
           <w:lang w:val="ar_AE" w:bidi="ar_AE"/>
         </w:rPr>
       </w:r>
